--- a/assets/deepak/day3/day3-3_enrichment_analysis.docx
+++ b/assets/deepak/day3/day3-3_enrichment_analysis.docx
@@ -233,15 +233,7 @@
         <w:pStyle w:val="BodyText"/>
       </w:pPr>
       <w:r>
-        <w:t xml:space="preserve">Genes can be labeled using different types of labels, eg symbol, Ensembl ID, Entrez ID. To list the allowed label </w:t>
-      </w:r>
-      <w:proofErr w:type="gramStart"/>
-      <w:r>
-        <w:t>types</w:t>
-      </w:r>
-      <w:proofErr w:type="gramEnd"/>
-      <w:r>
-        <w:t xml:space="preserve"> use:</w:t>
+        <w:t>Genes can be labeled using different types of labels, eg symbol, Ensembl ID, Entrez ID. To list the allowed label types use:</w:t>
       </w:r>
     </w:p>
     <w:p>
@@ -255,31 +247,19 @@
     <w:p>
       <w:pPr>
         <w:pStyle w:val="SourceCode"/>
+        <w:rPr>
+          <w:rStyle w:val="NormalTok"/>
+        </w:rPr>
       </w:pPr>
       <w:r>
         <w:rPr>
           <w:rStyle w:val="CommentTok"/>
         </w:rPr>
-        <w:t xml:space="preserve"># </w:t>
-      </w:r>
-      <w:proofErr w:type="gramStart"/>
-      <w:r>
-        <w:rPr>
-          <w:rStyle w:val="CommentTok"/>
-        </w:rPr>
-        <w:t>BiocManager::install(</w:t>
-      </w:r>
-      <w:proofErr w:type="gramEnd"/>
-      <w:r>
-        <w:rPr>
-          <w:rStyle w:val="CommentTok"/>
-        </w:rPr>
-        <w:t>"org.Hs.eg.db", update = FALSE)</w:t>
+        <w:t># BiocManager::install("org.Hs.eg.db", update = FALSE)</w:t>
       </w:r>
       <w:r>
         <w:br/>
       </w:r>
-      <w:proofErr w:type="gramStart"/>
       <w:r>
         <w:rPr>
           <w:rStyle w:val="FunctionTok"/>
@@ -290,19 +270,11 @@
         <w:rPr>
           <w:rStyle w:val="NormalTok"/>
         </w:rPr>
-        <w:t>(</w:t>
-      </w:r>
-      <w:proofErr w:type="gramEnd"/>
-      <w:r>
-        <w:rPr>
-          <w:rStyle w:val="NormalTok"/>
-        </w:rPr>
-        <w:t>org.Hs.eg.db)</w:t>
+        <w:t>(org.Hs.eg.db)</w:t>
       </w:r>
       <w:r>
         <w:br/>
       </w:r>
-      <w:proofErr w:type="gramStart"/>
       <w:r>
         <w:rPr>
           <w:rStyle w:val="NormalTok"/>
@@ -325,14 +297,15 @@
         <w:rPr>
           <w:rStyle w:val="NormalTok"/>
         </w:rPr>
-        <w:t>(</w:t>
-      </w:r>
-      <w:proofErr w:type="gramEnd"/>
-      <w:r>
-        <w:rPr>
-          <w:rStyle w:val="NormalTok"/>
-        </w:rPr>
-        <w:t>org.Hs.eg.db)</w:t>
+        <w:t>(org.Hs.eg.db)</w:t>
+      </w:r>
+    </w:p>
+    <w:p>
+      <w:pPr>
+        <w:pStyle w:val="SourceCode"/>
+      </w:pPr>
+      <w:r>
+        <w:t>Code ends here</w:t>
       </w:r>
     </w:p>
     <w:p>
@@ -381,32 +354,163 @@
     <w:p>
       <w:pPr>
         <w:pStyle w:val="SourceCode"/>
-      </w:pPr>
-      <w:r>
-        <w:rPr>
-          <w:rStyle w:val="NormalTok"/>
-        </w:rPr>
-        <w:t>tum_</w:t>
-      </w:r>
-      <w:proofErr w:type="gramStart"/>
-      <w:r>
-        <w:rPr>
-          <w:rStyle w:val="NormalTok"/>
-        </w:rPr>
-        <w:t xml:space="preserve">down  </w:t>
+        <w:rPr>
+          <w:rStyle w:val="NormalTok"/>
+        </w:rPr>
+      </w:pPr>
+      <w:r>
+        <w:rPr>
+          <w:rStyle w:val="NormalTok"/>
+        </w:rPr>
+        <w:lastRenderedPageBreak/>
+        <w:t xml:space="preserve">tum_down  </w:t>
       </w:r>
       <w:r>
         <w:rPr>
           <w:rStyle w:val="OtherTok"/>
         </w:rPr>
+        <w:t>&lt;-</w:t>
+      </w:r>
+      <w:r>
+        <w:rPr>
+          <w:rStyle w:val="NormalTok"/>
+        </w:rPr>
+        <w:t xml:space="preserve"> </w:t>
+      </w:r>
+      <w:r>
+        <w:rPr>
+          <w:rStyle w:val="FunctionTok"/>
+        </w:rPr>
+        <w:t>subset</w:t>
+      </w:r>
+      <w:r>
+        <w:rPr>
+          <w:rStyle w:val="NormalTok"/>
+        </w:rPr>
+        <w:t>(limma_de,</w:t>
+      </w:r>
+      <w:r>
+        <w:br/>
+      </w:r>
+      <w:r>
+        <w:rPr>
+          <w:rStyle w:val="NormalTok"/>
+        </w:rPr>
+        <w:t xml:space="preserve">                    limma_de</w:t>
+      </w:r>
+      <w:r>
+        <w:rPr>
+          <w:rStyle w:val="SpecialCharTok"/>
+        </w:rPr>
+        <w:t>$</w:t>
+      </w:r>
+      <w:r>
+        <w:rPr>
+          <w:rStyle w:val="NormalTok"/>
+        </w:rPr>
+        <w:t xml:space="preserve">logFC </w:t>
+      </w:r>
+      <w:r>
+        <w:rPr>
+          <w:rStyle w:val="SpecialCharTok"/>
+        </w:rPr>
         <w:t>&lt;</w:t>
       </w:r>
-      <w:proofErr w:type="gramEnd"/>
+      <w:r>
+        <w:rPr>
+          <w:rStyle w:val="NormalTok"/>
+        </w:rPr>
+        <w:t xml:space="preserve"> </w:t>
+      </w:r>
+      <w:r>
+        <w:rPr>
+          <w:rStyle w:val="SpecialCharTok"/>
+        </w:rPr>
+        <w:t>-</w:t>
+      </w:r>
+      <w:r>
+        <w:rPr>
+          <w:rStyle w:val="DecValTok"/>
+        </w:rPr>
+        <w:t>1</w:t>
+      </w:r>
+      <w:r>
+        <w:rPr>
+          <w:rStyle w:val="NormalTok"/>
+        </w:rPr>
+        <w:t xml:space="preserve"> </w:t>
+      </w:r>
+      <w:r>
+        <w:br/>
+      </w:r>
+      <w:r>
+        <w:rPr>
+          <w:rStyle w:val="NormalTok"/>
+        </w:rPr>
+        <w:t xml:space="preserve">                      </w:t>
+      </w:r>
+      <w:r>
+        <w:rPr>
+          <w:rStyle w:val="SpecialCharTok"/>
+        </w:rPr>
+        <w:t>&amp;</w:t>
+      </w:r>
+      <w:r>
+        <w:rPr>
+          <w:rStyle w:val="NormalTok"/>
+        </w:rPr>
+        <w:t xml:space="preserve"> limma_de</w:t>
+      </w:r>
+      <w:r>
+        <w:rPr>
+          <w:rStyle w:val="SpecialCharTok"/>
+        </w:rPr>
+        <w:t>$</w:t>
+      </w:r>
+      <w:r>
+        <w:rPr>
+          <w:rStyle w:val="NormalTok"/>
+        </w:rPr>
+        <w:t xml:space="preserve">adj.P.Val </w:t>
+      </w:r>
+      <w:r>
+        <w:rPr>
+          <w:rStyle w:val="SpecialCharTok"/>
+        </w:rPr>
+        <w:t>&lt;</w:t>
+      </w:r>
+      <w:r>
+        <w:rPr>
+          <w:rStyle w:val="NormalTok"/>
+        </w:rPr>
+        <w:t xml:space="preserve">  </w:t>
+      </w:r>
+      <w:r>
+        <w:rPr>
+          <w:rStyle w:val="FloatTok"/>
+        </w:rPr>
+        <w:t>0.05</w:t>
+      </w:r>
+      <w:r>
+        <w:rPr>
+          <w:rStyle w:val="NormalTok"/>
+        </w:rPr>
+        <w:t>)</w:t>
+      </w:r>
+      <w:r>
+        <w:br/>
+      </w:r>
+      <w:r>
+        <w:rPr>
+          <w:rStyle w:val="NormalTok"/>
+        </w:rPr>
+        <w:t xml:space="preserve">tum_down_genes </w:t>
+      </w:r>
       <w:r>
         <w:rPr>
           <w:rStyle w:val="OtherTok"/>
         </w:rPr>
-        <w:t>-</w:t>
+        <w:t>&lt;-</w:t>
       </w:r>
       <w:r>
         <w:rPr>
@@ -414,25 +518,96 @@
         </w:rPr>
         <w:t xml:space="preserve"> </w:t>
       </w:r>
-      <w:proofErr w:type="gramStart"/>
       <w:r>
         <w:rPr>
           <w:rStyle w:val="FunctionTok"/>
         </w:rPr>
-        <w:t>subset</w:t>
-      </w:r>
-      <w:r>
-        <w:rPr>
-          <w:rStyle w:val="NormalTok"/>
-        </w:rPr>
-        <w:t>(</w:t>
-      </w:r>
-      <w:proofErr w:type="gramEnd"/>
-      <w:r>
-        <w:rPr>
-          <w:rStyle w:val="NormalTok"/>
-        </w:rPr>
-        <w:t>limma_de,</w:t>
+        <w:t>rownames</w:t>
+      </w:r>
+      <w:r>
+        <w:rPr>
+          <w:rStyle w:val="NormalTok"/>
+        </w:rPr>
+        <w:t>(tum_down)</w:t>
+      </w:r>
+    </w:p>
+    <w:p>
+      <w:pPr>
+        <w:pStyle w:val="SourceCode"/>
+      </w:pPr>
+      <w:r>
+        <w:t>Code ends here</w:t>
+      </w:r>
+    </w:p>
+    <w:p>
+      <w:pPr>
+        <w:pStyle w:val="FirstParagraph"/>
+      </w:pPr>
+      <w:r>
+        <w:t>We can do a Gene Ontology term over-representation analysis based on this set of genes. Make sure you check out the help of this function to understand its arguments:</w:t>
+      </w:r>
+    </w:p>
+    <w:p>
+      <w:pPr>
+        <w:pStyle w:val="BodyText"/>
+      </w:pPr>
+      <w:r>
+        <w:t>Code starts here:</w:t>
+      </w:r>
+    </w:p>
+    <w:p>
+      <w:pPr>
+        <w:pStyle w:val="SourceCode"/>
+      </w:pPr>
+      <w:r>
+        <w:rPr>
+          <w:rStyle w:val="NormalTok"/>
+        </w:rPr>
+        <w:t>?enrichGO</w:t>
+      </w:r>
+    </w:p>
+    <w:p>
+      <w:pPr>
+        <w:pStyle w:val="SourceCode"/>
+        <w:rPr>
+          <w:rStyle w:val="NormalTok"/>
+        </w:rPr>
+      </w:pPr>
+      <w:r>
+        <w:rPr>
+          <w:rStyle w:val="NormalTok"/>
+        </w:rPr>
+        <w:t xml:space="preserve">tum_vs_norm_go </w:t>
+      </w:r>
+      <w:r>
+        <w:rPr>
+          <w:rStyle w:val="OtherTok"/>
+        </w:rPr>
+        <w:t>&lt;-</w:t>
+      </w:r>
+      <w:r>
+        <w:rPr>
+          <w:rStyle w:val="NormalTok"/>
+        </w:rPr>
+        <w:t xml:space="preserve"> clusterProfiler</w:t>
+      </w:r>
+      <w:r>
+        <w:rPr>
+          <w:rStyle w:val="SpecialCharTok"/>
+        </w:rPr>
+        <w:t>::</w:t>
+      </w:r>
+      <w:r>
+        <w:rPr>
+          <w:rStyle w:val="FunctionTok"/>
+        </w:rPr>
+        <w:t>enrichGO</w:t>
+      </w:r>
+      <w:r>
+        <w:rPr>
+          <w:rStyle w:val="NormalTok"/>
+        </w:rPr>
+        <w:t>(tum_down_genes,</w:t>
       </w:r>
       <w:r>
         <w:br/>
@@ -441,416 +616,200 @@
         <w:rPr>
           <w:rStyle w:val="NormalTok"/>
         </w:rPr>
-        <w:t xml:space="preserve">                    limma_de</w:t>
+        <w:t xml:space="preserve">                                            </w:t>
+      </w:r>
+      <w:r>
+        <w:rPr>
+          <w:rStyle w:val="StringTok"/>
+        </w:rPr>
+        <w:t>"org.Hs.eg.db"</w:t>
+      </w:r>
+      <w:r>
+        <w:rPr>
+          <w:rStyle w:val="NormalTok"/>
+        </w:rPr>
+        <w:t>,</w:t>
+      </w:r>
+      <w:r>
+        <w:br/>
+      </w:r>
+      <w:r>
+        <w:rPr>
+          <w:rStyle w:val="NormalTok"/>
+        </w:rPr>
+        <w:t xml:space="preserve">                                            </w:t>
+      </w:r>
+      <w:r>
+        <w:rPr>
+          <w:rStyle w:val="AttributeTok"/>
+        </w:rPr>
+        <w:t>keyType =</w:t>
+      </w:r>
+      <w:r>
+        <w:rPr>
+          <w:rStyle w:val="NormalTok"/>
+        </w:rPr>
+        <w:t xml:space="preserve"> </w:t>
+      </w:r>
+      <w:r>
+        <w:rPr>
+          <w:rStyle w:val="StringTok"/>
+        </w:rPr>
+        <w:t>"SYMBOL"</w:t>
+      </w:r>
+      <w:r>
+        <w:rPr>
+          <w:rStyle w:val="NormalTok"/>
+        </w:rPr>
+        <w:t>,</w:t>
+      </w:r>
+      <w:r>
+        <w:br/>
+      </w:r>
+      <w:r>
+        <w:rPr>
+          <w:rStyle w:val="NormalTok"/>
+        </w:rPr>
+        <w:t xml:space="preserve">                                            </w:t>
+      </w:r>
+      <w:r>
+        <w:rPr>
+          <w:rStyle w:val="AttributeTok"/>
+        </w:rPr>
+        <w:t>ont =</w:t>
+      </w:r>
+      <w:r>
+        <w:rPr>
+          <w:rStyle w:val="NormalTok"/>
+        </w:rPr>
+        <w:t xml:space="preserve"> </w:t>
+      </w:r>
+      <w:r>
+        <w:rPr>
+          <w:rStyle w:val="StringTok"/>
+        </w:rPr>
+        <w:t>"BP"</w:t>
+      </w:r>
+      <w:r>
+        <w:rPr>
+          <w:rStyle w:val="NormalTok"/>
+        </w:rPr>
+        <w:t>,</w:t>
+      </w:r>
+      <w:r>
+        <w:br/>
+      </w:r>
+      <w:r>
+        <w:rPr>
+          <w:rStyle w:val="NormalTok"/>
+        </w:rPr>
+        <w:t xml:space="preserve">                                            </w:t>
+      </w:r>
+      <w:r>
+        <w:rPr>
+          <w:rStyle w:val="AttributeTok"/>
+        </w:rPr>
+        <w:t>minGSSize =</w:t>
+      </w:r>
+      <w:r>
+        <w:rPr>
+          <w:rStyle w:val="NormalTok"/>
+        </w:rPr>
+        <w:t xml:space="preserve"> </w:t>
+      </w:r>
+      <w:r>
+        <w:rPr>
+          <w:rStyle w:val="DecValTok"/>
+        </w:rPr>
+        <w:t>50</w:t>
+      </w:r>
+      <w:r>
+        <w:rPr>
+          <w:rStyle w:val="NormalTok"/>
+        </w:rPr>
+        <w:t>)</w:t>
+      </w:r>
+    </w:p>
+    <w:p>
+      <w:pPr>
+        <w:pStyle w:val="SourceCode"/>
+      </w:pPr>
+    </w:p>
+    <w:p>
+      <w:pPr>
+        <w:pStyle w:val="FirstParagraph"/>
+      </w:pPr>
+      <w:r>
+        <w:t xml:space="preserve">The results are stored in the </w:t>
+      </w:r>
+      <w:r>
+        <w:rPr>
+          <w:rStyle w:val="VerbatimChar"/>
+        </w:rPr>
+        <w:t>@result</w:t>
+      </w:r>
+      <w:r>
+        <w:t xml:space="preserve"> slot:</w:t>
+      </w:r>
+    </w:p>
+    <w:p>
+      <w:pPr>
+        <w:pStyle w:val="SourceCode"/>
+        <w:rPr>
+          <w:rStyle w:val="NormalTok"/>
+        </w:rPr>
+      </w:pPr>
+      <w:r>
+        <w:rPr>
+          <w:rStyle w:val="FunctionTok"/>
+        </w:rPr>
+        <w:t>View</w:t>
+      </w:r>
+      <w:r>
+        <w:rPr>
+          <w:rStyle w:val="NormalTok"/>
+        </w:rPr>
+        <w:t>(tum_vs_norm_go</w:t>
       </w:r>
       <w:r>
         <w:rPr>
           <w:rStyle w:val="SpecialCharTok"/>
         </w:rPr>
-        <w:t>$</w:t>
-      </w:r>
-      <w:r>
-        <w:rPr>
-          <w:rStyle w:val="NormalTok"/>
-        </w:rPr>
-        <w:t xml:space="preserve">logFC </w:t>
-      </w:r>
-      <w:r>
-        <w:rPr>
-          <w:rStyle w:val="SpecialCharTok"/>
-        </w:rPr>
-        <w:t>&lt;</w:t>
-      </w:r>
-      <w:r>
-        <w:rPr>
-          <w:rStyle w:val="NormalTok"/>
-        </w:rPr>
-        <w:t xml:space="preserve"> </w:t>
-      </w:r>
-      <w:r>
-        <w:rPr>
-          <w:rStyle w:val="SpecialCharTok"/>
-        </w:rPr>
-        <w:t>-</w:t>
-      </w:r>
-      <w:r>
-        <w:rPr>
-          <w:rStyle w:val="DecValTok"/>
-        </w:rPr>
-        <w:t>1</w:t>
-      </w:r>
-      <w:r>
-        <w:rPr>
-          <w:rStyle w:val="NormalTok"/>
-        </w:rPr>
-        <w:t xml:space="preserve"> </w:t>
-      </w:r>
-      <w:r>
-        <w:br/>
-      </w:r>
-      <w:r>
-        <w:rPr>
-          <w:rStyle w:val="NormalTok"/>
-        </w:rPr>
-        <w:lastRenderedPageBreak/>
-        <w:t xml:space="preserve">                      </w:t>
-      </w:r>
-      <w:r>
-        <w:rPr>
-          <w:rStyle w:val="SpecialCharTok"/>
-        </w:rPr>
-        <w:t>&amp;</w:t>
-      </w:r>
-      <w:r>
-        <w:rPr>
-          <w:rStyle w:val="NormalTok"/>
-        </w:rPr>
-        <w:t xml:space="preserve"> limma_de</w:t>
-      </w:r>
-      <w:r>
-        <w:rPr>
-          <w:rStyle w:val="SpecialCharTok"/>
-        </w:rPr>
-        <w:t>$</w:t>
-      </w:r>
-      <w:r>
-        <w:rPr>
-          <w:rStyle w:val="NormalTok"/>
-        </w:rPr>
-        <w:t>adj.</w:t>
-      </w:r>
-      <w:proofErr w:type="gramStart"/>
-      <w:r>
-        <w:rPr>
-          <w:rStyle w:val="NormalTok"/>
-        </w:rPr>
-        <w:t>P.Val</w:t>
-      </w:r>
-      <w:proofErr w:type="gramEnd"/>
-      <w:r>
-        <w:rPr>
-          <w:rStyle w:val="NormalTok"/>
-        </w:rPr>
-        <w:t xml:space="preserve"> </w:t>
-      </w:r>
-      <w:proofErr w:type="gramStart"/>
-      <w:r>
-        <w:rPr>
-          <w:rStyle w:val="SpecialCharTok"/>
-        </w:rPr>
-        <w:t>&lt;</w:t>
-      </w:r>
-      <w:r>
-        <w:rPr>
-          <w:rStyle w:val="NormalTok"/>
-        </w:rPr>
-        <w:t xml:space="preserve">  </w:t>
-      </w:r>
-      <w:r>
-        <w:rPr>
-          <w:rStyle w:val="FloatTok"/>
-        </w:rPr>
-        <w:t>0.05</w:t>
-      </w:r>
-      <w:proofErr w:type="gramEnd"/>
-      <w:r>
-        <w:rPr>
-          <w:rStyle w:val="NormalTok"/>
-        </w:rPr>
-        <w:t>)</w:t>
-      </w:r>
-      <w:r>
-        <w:br/>
-      </w:r>
-      <w:r>
-        <w:rPr>
-          <w:rStyle w:val="NormalTok"/>
-        </w:rPr>
-        <w:t xml:space="preserve">tum_down_genes </w:t>
-      </w:r>
-      <w:r>
-        <w:rPr>
-          <w:rStyle w:val="OtherTok"/>
-        </w:rPr>
-        <w:t>&lt;-</w:t>
-      </w:r>
-      <w:r>
-        <w:rPr>
-          <w:rStyle w:val="NormalTok"/>
-        </w:rPr>
-        <w:t xml:space="preserve"> </w:t>
-      </w:r>
-      <w:r>
-        <w:rPr>
-          <w:rStyle w:val="FunctionTok"/>
-        </w:rPr>
-        <w:t>rownames</w:t>
-      </w:r>
-      <w:r>
-        <w:rPr>
-          <w:rStyle w:val="NormalTok"/>
-        </w:rPr>
-        <w:t>(tum_down)</w:t>
-      </w:r>
-    </w:p>
-    <w:p>
-      <w:pPr>
-        <w:pStyle w:val="FirstParagraph"/>
-      </w:pPr>
-      <w:r>
-        <w:t>We can do a Gene Ontology term over-representation analysis based on this set of genes. Make sure you check out the help of this function to understand its arguments:</w:t>
-      </w:r>
-    </w:p>
-    <w:p>
-      <w:pPr>
-        <w:pStyle w:val="BodyText"/>
-      </w:pPr>
-      <w:r>
-        <w:t>Code starts here:</w:t>
+        <w:t>@</w:t>
+      </w:r>
+      <w:r>
+        <w:rPr>
+          <w:rStyle w:val="NormalTok"/>
+        </w:rPr>
+        <w:t>result)</w:t>
       </w:r>
     </w:p>
     <w:p>
       <w:pPr>
         <w:pStyle w:val="SourceCode"/>
       </w:pPr>
-      <w:proofErr w:type="gramStart"/>
-      <w:r>
-        <w:rPr>
-          <w:rStyle w:val="NormalTok"/>
-        </w:rPr>
-        <w:t>?enrichGO</w:t>
-      </w:r>
-      <w:proofErr w:type="gramEnd"/>
-    </w:p>
-    <w:p>
-      <w:pPr>
-        <w:pStyle w:val="SourceCode"/>
-      </w:pPr>
-      <w:r>
-        <w:rPr>
-          <w:rStyle w:val="NormalTok"/>
-        </w:rPr>
-        <w:t xml:space="preserve">tum_vs_norm_go </w:t>
-      </w:r>
-      <w:r>
-        <w:rPr>
-          <w:rStyle w:val="OtherTok"/>
-        </w:rPr>
-        <w:t>&lt;-</w:t>
-      </w:r>
-      <w:r>
-        <w:rPr>
-          <w:rStyle w:val="NormalTok"/>
-        </w:rPr>
-        <w:t xml:space="preserve"> clusterProfiler</w:t>
-      </w:r>
-      <w:r>
-        <w:rPr>
-          <w:rStyle w:val="SpecialCharTok"/>
-        </w:rPr>
-        <w:t>::</w:t>
-      </w:r>
-      <w:r>
-        <w:rPr>
-          <w:rStyle w:val="FunctionTok"/>
-        </w:rPr>
-        <w:t>enrichGO</w:t>
-      </w:r>
-      <w:r>
-        <w:rPr>
-          <w:rStyle w:val="NormalTok"/>
-        </w:rPr>
-        <w:t>(tum_down_genes,</w:t>
-      </w:r>
-      <w:r>
-        <w:br/>
-      </w:r>
-      <w:r>
-        <w:rPr>
-          <w:rStyle w:val="NormalTok"/>
-        </w:rPr>
-        <w:t xml:space="preserve">                                            </w:t>
-      </w:r>
-      <w:r>
-        <w:rPr>
-          <w:rStyle w:val="StringTok"/>
-        </w:rPr>
-        <w:t>"org.Hs.eg.db"</w:t>
-      </w:r>
-      <w:r>
-        <w:rPr>
-          <w:rStyle w:val="NormalTok"/>
-        </w:rPr>
-        <w:t>,</w:t>
-      </w:r>
-      <w:r>
-        <w:br/>
-      </w:r>
-      <w:r>
-        <w:rPr>
-          <w:rStyle w:val="NormalTok"/>
-        </w:rPr>
-        <w:t xml:space="preserve">                                            </w:t>
-      </w:r>
-      <w:r>
-        <w:rPr>
-          <w:rStyle w:val="AttributeTok"/>
-        </w:rPr>
-        <w:t>keyType =</w:t>
-      </w:r>
-      <w:r>
-        <w:rPr>
-          <w:rStyle w:val="NormalTok"/>
-        </w:rPr>
-        <w:t xml:space="preserve"> </w:t>
-      </w:r>
-      <w:r>
-        <w:rPr>
-          <w:rStyle w:val="StringTok"/>
-        </w:rPr>
-        <w:t>"SYMBOL"</w:t>
-      </w:r>
-      <w:r>
-        <w:rPr>
-          <w:rStyle w:val="NormalTok"/>
-        </w:rPr>
-        <w:t>,</w:t>
-      </w:r>
-      <w:r>
-        <w:br/>
-      </w:r>
-      <w:r>
-        <w:rPr>
-          <w:rStyle w:val="NormalTok"/>
-        </w:rPr>
-        <w:t xml:space="preserve">                                            </w:t>
-      </w:r>
-      <w:r>
-        <w:rPr>
-          <w:rStyle w:val="AttributeTok"/>
-        </w:rPr>
-        <w:t>ont =</w:t>
-      </w:r>
-      <w:r>
-        <w:rPr>
-          <w:rStyle w:val="NormalTok"/>
-        </w:rPr>
-        <w:t xml:space="preserve"> </w:t>
-      </w:r>
-      <w:r>
-        <w:rPr>
-          <w:rStyle w:val="StringTok"/>
-        </w:rPr>
-        <w:t>"BP"</w:t>
-      </w:r>
-      <w:r>
-        <w:rPr>
-          <w:rStyle w:val="NormalTok"/>
-        </w:rPr>
-        <w:t>,</w:t>
-      </w:r>
-      <w:r>
-        <w:br/>
-      </w:r>
-      <w:r>
-        <w:rPr>
-          <w:rStyle w:val="NormalTok"/>
-        </w:rPr>
-        <w:t xml:space="preserve">                                            </w:t>
-      </w:r>
-      <w:r>
-        <w:rPr>
-          <w:rStyle w:val="AttributeTok"/>
-        </w:rPr>
-        <w:t>minGSSize =</w:t>
-      </w:r>
-      <w:r>
-        <w:rPr>
-          <w:rStyle w:val="NormalTok"/>
-        </w:rPr>
-        <w:t xml:space="preserve"> </w:t>
-      </w:r>
-      <w:r>
-        <w:rPr>
-          <w:rStyle w:val="DecValTok"/>
-        </w:rPr>
-        <w:t>50</w:t>
-      </w:r>
-      <w:r>
-        <w:rPr>
-          <w:rStyle w:val="NormalTok"/>
-        </w:rPr>
-        <w:t>)</w:t>
-      </w:r>
-    </w:p>
-    <w:p>
-      <w:pPr>
-        <w:pStyle w:val="FirstParagraph"/>
-      </w:pPr>
-      <w:r>
-        <w:t xml:space="preserve">The results are stored in the </w:t>
-      </w:r>
-      <w:r>
-        <w:rPr>
-          <w:rStyle w:val="VerbatimChar"/>
-        </w:rPr>
-        <w:t>@result</w:t>
-      </w:r>
-      <w:r>
-        <w:t xml:space="preserve"> slot:</w:t>
-      </w:r>
-    </w:p>
-    <w:p>
-      <w:pPr>
-        <w:pStyle w:val="SourceCode"/>
-      </w:pPr>
-      <w:r>
-        <w:rPr>
-          <w:rStyle w:val="FunctionTok"/>
-        </w:rPr>
-        <w:t>View</w:t>
-      </w:r>
-      <w:r>
-        <w:rPr>
-          <w:rStyle w:val="NormalTok"/>
-        </w:rPr>
-        <w:t>(tum_vs_norm_go</w:t>
-      </w:r>
-      <w:r>
-        <w:rPr>
-          <w:rStyle w:val="SpecialCharTok"/>
-        </w:rPr>
-        <w:t>@</w:t>
-      </w:r>
-      <w:r>
-        <w:rPr>
-          <w:rStyle w:val="NormalTok"/>
-        </w:rPr>
-        <w:t>result)</w:t>
+      <w:r>
+        <w:t>Code ends here</w:t>
       </w:r>
     </w:p>
     <w:tbl>
       <w:tblPr>
-        <w:tblStyle w:val="Table"/>
+        <w:tblStyle w:val="TableGrid"/>
         <w:tblW w:w="5000" w:type="pct"/>
         <w:tblLayout w:type="fixed"/>
         <w:tblLook w:val="0020" w:firstRow="1" w:lastRow="0" w:firstColumn="0" w:lastColumn="0" w:noHBand="0" w:noVBand="0"/>
       </w:tblPr>
       <w:tblGrid>
-        <w:gridCol w:w="1033"/>
-        <w:gridCol w:w="1033"/>
-        <w:gridCol w:w="3474"/>
-        <w:gridCol w:w="939"/>
-        <w:gridCol w:w="939"/>
-        <w:gridCol w:w="657"/>
-        <w:gridCol w:w="844"/>
-        <w:gridCol w:w="657"/>
+        <w:gridCol w:w="1009"/>
+        <w:gridCol w:w="1009"/>
+        <w:gridCol w:w="3392"/>
+        <w:gridCol w:w="917"/>
+        <w:gridCol w:w="917"/>
+        <w:gridCol w:w="641"/>
+        <w:gridCol w:w="824"/>
+        <w:gridCol w:w="641"/>
       </w:tblGrid>
       <w:tr>
-        <w:trPr>
-          <w:cnfStyle w:val="100000000000" w:firstRow="1" w:lastRow="0" w:firstColumn="0" w:lastColumn="0" w:oddVBand="0" w:evenVBand="0" w:oddHBand="0" w:evenHBand="0" w:firstRowFirstColumn="0" w:firstRowLastColumn="0" w:lastRowFirstColumn="0" w:lastRowLastColumn="0"/>
-          <w:tblHeader/>
-        </w:trPr>
         <w:tc>
           <w:tcPr>
             <w:tcW w:w="854" w:type="dxa"/>
@@ -1634,13 +1593,14 @@
           <w:left w:w="144" w:type="dxa"/>
           <w:right w:w="144" w:type="dxa"/>
         </w:tblCellMar>
-        <w:tblLook w:val="0000" w:firstRow="0" w:lastRow="0" w:firstColumn="0" w:lastColumn="0" w:noHBand="0" w:noVBand="0"/>
+        <w:tblLook w:val="0020" w:firstRow="1" w:lastRow="0" w:firstColumn="0" w:lastColumn="0" w:noHBand="0" w:noVBand="0"/>
       </w:tblPr>
       <w:tblGrid>
-        <w:gridCol w:w="9648"/>
+        <w:gridCol w:w="9325"/>
       </w:tblGrid>
       <w:tr>
         <w:trPr>
+          <w:cnfStyle w:val="100000000000" w:firstRow="1" w:lastRow="0" w:firstColumn="0" w:lastColumn="0" w:oddVBand="0" w:evenVBand="0" w:oddHBand="0" w:evenHBand="0" w:firstRowFirstColumn="0" w:firstRowLastColumn="0" w:lastRowFirstColumn="0" w:lastRowLastColumn="0"/>
           <w:cantSplit/>
         </w:trPr>
         <w:tc>
@@ -1659,52 +1619,6 @@
               <w:textAlignment w:val="center"/>
             </w:pPr>
             <w:r>
-              <w:rPr>
-                <w:noProof/>
-              </w:rPr>
-              <w:drawing>
-                <wp:inline distT="0" distB="0" distL="0" distR="0" wp14:anchorId="78797AA7" wp14:editId="67636262">
-                  <wp:extent cx="152400" cy="152400"/>
-                  <wp:effectExtent l="0" t="0" r="0" b="0"/>
-                  <wp:docPr id="33" name="Picture"/>
-                  <wp:cNvGraphicFramePr/>
-                  <a:graphic xmlns:a="http://schemas.openxmlformats.org/drawingml/2006/main">
-                    <a:graphicData uri="http://schemas.openxmlformats.org/drawingml/2006/picture">
-                      <pic:pic xmlns:pic="http://schemas.openxmlformats.org/drawingml/2006/picture">
-                        <pic:nvPicPr>
-                          <pic:cNvPr id="34" name="Picture" descr="/Applications/RStudio.app/Contents/Resources/app/quarto/share/formats/docx/note.png"/>
-                          <pic:cNvPicPr>
-                            <a:picLocks noChangeAspect="1" noChangeArrowheads="1"/>
-                          </pic:cNvPicPr>
-                        </pic:nvPicPr>
-                        <pic:blipFill>
-                          <a:blip r:embed="rId14"/>
-                          <a:stretch>
-                            <a:fillRect/>
-                          </a:stretch>
-                        </pic:blipFill>
-                        <pic:spPr bwMode="auto">
-                          <a:xfrm>
-                            <a:off x="0" y="0"/>
-                            <a:ext cx="152400" cy="152400"/>
-                          </a:xfrm>
-                          <a:prstGeom prst="rect">
-                            <a:avLst/>
-                          </a:prstGeom>
-                          <a:noFill/>
-                          <a:ln w="9525">
-                            <a:noFill/>
-                            <a:headEnd/>
-                            <a:tailEnd/>
-                          </a:ln>
-                        </pic:spPr>
-                      </pic:pic>
-                    </a:graphicData>
-                  </a:graphic>
-                </wp:inline>
-              </w:drawing>
-            </w:r>
-            <w:r>
               <w:t xml:space="preserve">  The columns </w:t>
             </w:r>
             <w:r>
@@ -1913,14 +1827,7 @@
         <w:rPr>
           <w:rStyle w:val="NormalTok"/>
         </w:rPr>
-        <w:t xml:space="preserve"> </w:t>
-      </w:r>
-      <w:proofErr w:type="gramStart"/>
-      <w:r>
-        <w:rPr>
-          <w:rStyle w:val="NormalTok"/>
-        </w:rPr>
-        <w:t>clusterProfiler</w:t>
+        <w:t xml:space="preserve"> clusterProfiler</w:t>
       </w:r>
       <w:r>
         <w:rPr>
@@ -1928,7 +1835,6 @@
         </w:rPr>
         <w:t>::</w:t>
       </w:r>
-      <w:proofErr w:type="gramEnd"/>
       <w:r>
         <w:rPr>
           <w:rStyle w:val="FunctionTok"/>
@@ -1945,6 +1851,9 @@
     <w:p>
       <w:pPr>
         <w:pStyle w:val="SourceCode"/>
+        <w:rPr>
+          <w:rStyle w:val="NormalTok"/>
+        </w:rPr>
       </w:pPr>
       <w:r>
         <w:rPr>
@@ -1969,6 +1878,14 @@
           <w:rStyle w:val="NormalTok"/>
         </w:rPr>
         <w:t>result)</w:t>
+      </w:r>
+    </w:p>
+    <w:p>
+      <w:pPr>
+        <w:pStyle w:val="SourceCode"/>
+      </w:pPr>
+      <w:r>
+        <w:t>Code ends here</w:t>
       </w:r>
     </w:p>
     <w:tbl>
@@ -1979,14 +1896,14 @@
         <w:tblLook w:val="0020" w:firstRow="1" w:lastRow="0" w:firstColumn="0" w:lastColumn="0" w:noHBand="0" w:noVBand="0"/>
       </w:tblPr>
       <w:tblGrid>
-        <w:gridCol w:w="1033"/>
-        <w:gridCol w:w="1033"/>
-        <w:gridCol w:w="3474"/>
-        <w:gridCol w:w="939"/>
-        <w:gridCol w:w="939"/>
-        <w:gridCol w:w="657"/>
-        <w:gridCol w:w="844"/>
-        <w:gridCol w:w="657"/>
+        <w:gridCol w:w="1009"/>
+        <w:gridCol w:w="1010"/>
+        <w:gridCol w:w="3396"/>
+        <w:gridCol w:w="918"/>
+        <w:gridCol w:w="918"/>
+        <w:gridCol w:w="642"/>
+        <w:gridCol w:w="825"/>
+        <w:gridCol w:w="642"/>
       </w:tblGrid>
       <w:tr>
         <w:trPr>
@@ -2758,16 +2675,15 @@
         <w:pStyle w:val="BodyText"/>
       </w:pPr>
       <w:r>
+        <w:lastRenderedPageBreak/>
         <w:t xml:space="preserve">We can quite easily generate a plot called an enrichment map with the </w:t>
       </w:r>
-      <w:proofErr w:type="spellStart"/>
       <w:r>
         <w:rPr>
           <w:rStyle w:val="VerbatimChar"/>
         </w:rPr>
         <w:t>enrichplot</w:t>
       </w:r>
-      <w:proofErr w:type="spellEnd"/>
       <w:r>
         <w:t xml:space="preserve"> package:</w:t>
       </w:r>
@@ -2783,13 +2699,14 @@
     <w:p>
       <w:pPr>
         <w:pStyle w:val="SourceCode"/>
-      </w:pPr>
-      <w:proofErr w:type="gramStart"/>
-      <w:r>
-        <w:rPr>
-          <w:rStyle w:val="NormalTok"/>
-        </w:rPr>
-        <w:lastRenderedPageBreak/>
+        <w:rPr>
+          <w:rStyle w:val="NormalTok"/>
+        </w:rPr>
+      </w:pPr>
+      <w:r>
+        <w:rPr>
+          <w:rStyle w:val="NormalTok"/>
+        </w:rPr>
         <w:t>enrichplot</w:t>
       </w:r>
       <w:r>
@@ -2816,7 +2733,6 @@
         </w:rPr>
         <w:t>::</w:t>
       </w:r>
-      <w:proofErr w:type="gramEnd"/>
       <w:r>
         <w:rPr>
           <w:rStyle w:val="FunctionTok"/>
@@ -2865,28 +2781,26 @@
     </w:p>
     <w:p>
       <w:pPr>
+        <w:pStyle w:val="SourceCode"/>
+      </w:pPr>
+      <w:r>
+        <w:t>Code ends here</w:t>
+      </w:r>
+    </w:p>
+    <w:p>
+      <w:pPr>
         <w:pStyle w:val="FirstParagraph"/>
       </w:pPr>
       <w:r>
-        <w:t xml:space="preserve">Instead of testing for Gene Ontology terms, we can also test for other gene set collections. For </w:t>
-      </w:r>
-      <w:proofErr w:type="gramStart"/>
-      <w:r>
-        <w:t>example</w:t>
-      </w:r>
-      <w:proofErr w:type="gramEnd"/>
-      <w:r>
-        <w:t xml:space="preserve"> the Hallmark collection from </w:t>
-      </w:r>
-      <w:hyperlink r:id="rId15">
-        <w:proofErr w:type="spellStart"/>
+        <w:t xml:space="preserve">Instead of testing for Gene Ontology terms, we can also test for other gene set collections. For example the Hallmark collection from </w:t>
+      </w:r>
+      <w:hyperlink r:id="rId14">
         <w:r>
           <w:rPr>
             <w:rStyle w:val="Hyperlink"/>
           </w:rPr>
           <w:t>MSigDB</w:t>
         </w:r>
-        <w:proofErr w:type="spellEnd"/>
       </w:hyperlink>
       <w:r>
         <w:t>:</w:t>
@@ -3035,11 +2949,14 @@
     <w:p>
       <w:pPr>
         <w:pStyle w:val="SourceCode"/>
-      </w:pPr>
-      <w:r>
         <w:rPr>
           <w:rStyle w:val="VerbatimChar"/>
         </w:rPr>
+      </w:pPr>
+      <w:r>
+        <w:rPr>
+          <w:rStyle w:val="VerbatimChar"/>
+        </w:rPr>
         <w:t>Warning: The `category` argument of `msigdbr()` is deprecated as of msigdbr 10.0.0.</w:t>
       </w:r>
       <w:r>
@@ -3054,6 +2971,14 @@
     </w:p>
     <w:p>
       <w:pPr>
+        <w:pStyle w:val="SourceCode"/>
+      </w:pPr>
+      <w:r>
+        <w:t>Code ends here</w:t>
+      </w:r>
+    </w:p>
+    <w:p>
+      <w:pPr>
         <w:pStyle w:val="FirstParagraph"/>
       </w:pPr>
       <w:r>
@@ -3066,23 +2991,7 @@
         <w:t>enricher</w:t>
       </w:r>
       <w:r>
-        <w:t xml:space="preserve"> to test for over-representation of any set of genes of the Hallmark collection. We </w:t>
-      </w:r>
-      <w:proofErr w:type="gramStart"/>
-      <w:r>
-        <w:t>have to</w:t>
-      </w:r>
-      <w:proofErr w:type="gramEnd"/>
-      <w:r>
-        <w:t xml:space="preserve"> include the “universe”, i.e. the full list of background, </w:t>
-      </w:r>
-      <w:proofErr w:type="gramStart"/>
-      <w:r>
-        <w:t>non significant</w:t>
-      </w:r>
-      <w:proofErr w:type="gramEnd"/>
-      <w:r>
-        <w:t xml:space="preserve"> genes, against which to test for differences in proportions:</w:t>
+        <w:t xml:space="preserve"> to test for over-representation of any set of genes of the Hallmark collection. We have to include the “universe”, i.e. the full list of background, non significant genes, against which to test for differences in proportions:</w:t>
       </w:r>
     </w:p>
     <w:p>
@@ -3096,6 +3005,9 @@
     <w:p>
       <w:pPr>
         <w:pStyle w:val="SourceCode"/>
+        <w:rPr>
+          <w:rStyle w:val="NormalTok"/>
+        </w:rPr>
       </w:pPr>
       <w:r>
         <w:rPr>
@@ -3113,60 +3025,321 @@
         <w:rPr>
           <w:rStyle w:val="NormalTok"/>
         </w:rPr>
+        <w:t xml:space="preserve"> clusterProfiler</w:t>
+      </w:r>
+      <w:r>
+        <w:rPr>
+          <w:rStyle w:val="SpecialCharTok"/>
+        </w:rPr>
+        <w:t>::</w:t>
+      </w:r>
+      <w:r>
+        <w:rPr>
+          <w:rStyle w:val="FunctionTok"/>
+        </w:rPr>
+        <w:t>enricher</w:t>
+      </w:r>
+      <w:r>
+        <w:rPr>
+          <w:rStyle w:val="NormalTok"/>
+        </w:rPr>
+        <w:t>(</w:t>
+      </w:r>
+      <w:r>
+        <w:rPr>
+          <w:rStyle w:val="AttributeTok"/>
+        </w:rPr>
+        <w:t>gene =</w:t>
+      </w:r>
+      <w:r>
+        <w:rPr>
+          <w:rStyle w:val="NormalTok"/>
+        </w:rPr>
+        <w:t xml:space="preserve"> tum_down_genes,</w:t>
+      </w:r>
+      <w:r>
+        <w:br/>
+      </w:r>
+      <w:r>
+        <w:rPr>
+          <w:rStyle w:val="NormalTok"/>
+        </w:rPr>
+        <w:t xml:space="preserve">                                                </w:t>
+      </w:r>
+      <w:r>
+        <w:rPr>
+          <w:rStyle w:val="AttributeTok"/>
+        </w:rPr>
+        <w:t>universe =</w:t>
+      </w:r>
+      <w:r>
+        <w:rPr>
+          <w:rStyle w:val="NormalTok"/>
+        </w:rPr>
         <w:t xml:space="preserve"> </w:t>
       </w:r>
-      <w:proofErr w:type="gramStart"/>
-      <w:r>
-        <w:rPr>
-          <w:rStyle w:val="NormalTok"/>
-        </w:rPr>
-        <w:t>clusterProfiler</w:t>
+      <w:r>
+        <w:rPr>
+          <w:rStyle w:val="FunctionTok"/>
+        </w:rPr>
+        <w:t>rownames</w:t>
+      </w:r>
+      <w:r>
+        <w:rPr>
+          <w:rStyle w:val="NormalTok"/>
+        </w:rPr>
+        <w:t>(proB),</w:t>
+      </w:r>
+      <w:r>
+        <w:br/>
+      </w:r>
+      <w:r>
+        <w:rPr>
+          <w:rStyle w:val="NormalTok"/>
+        </w:rPr>
+        <w:t xml:space="preserve">                                                </w:t>
+      </w:r>
+      <w:r>
+        <w:rPr>
+          <w:rStyle w:val="AttributeTok"/>
+        </w:rPr>
+        <w:t>pAdjustMethod =</w:t>
+      </w:r>
+      <w:r>
+        <w:rPr>
+          <w:rStyle w:val="NormalTok"/>
+        </w:rPr>
+        <w:t xml:space="preserve"> </w:t>
+      </w:r>
+      <w:r>
+        <w:rPr>
+          <w:rStyle w:val="StringTok"/>
+        </w:rPr>
+        <w:t>"BH"</w:t>
+      </w:r>
+      <w:r>
+        <w:rPr>
+          <w:rStyle w:val="NormalTok"/>
+        </w:rPr>
+        <w:t>,</w:t>
+      </w:r>
+      <w:r>
+        <w:br/>
+      </w:r>
+      <w:r>
+        <w:rPr>
+          <w:rStyle w:val="NormalTok"/>
+        </w:rPr>
+        <w:t xml:space="preserve">                                                </w:t>
+      </w:r>
+      <w:r>
+        <w:rPr>
+          <w:rStyle w:val="AttributeTok"/>
+        </w:rPr>
+        <w:t>pvalueCutoff  =</w:t>
+      </w:r>
+      <w:r>
+        <w:rPr>
+          <w:rStyle w:val="NormalTok"/>
+        </w:rPr>
+        <w:t xml:space="preserve"> </w:t>
+      </w:r>
+      <w:r>
+        <w:rPr>
+          <w:rStyle w:val="FloatTok"/>
+        </w:rPr>
+        <w:t>0.05</w:t>
+      </w:r>
+      <w:r>
+        <w:rPr>
+          <w:rStyle w:val="NormalTok"/>
+        </w:rPr>
+        <w:t>,</w:t>
+      </w:r>
+      <w:r>
+        <w:br/>
+      </w:r>
+      <w:r>
+        <w:rPr>
+          <w:rStyle w:val="NormalTok"/>
+        </w:rPr>
+        <w:t xml:space="preserve">                                                </w:t>
+      </w:r>
+      <w:r>
+        <w:rPr>
+          <w:rStyle w:val="AttributeTok"/>
+        </w:rPr>
+        <w:t>qvalueCutoff  =</w:t>
+      </w:r>
+      <w:r>
+        <w:rPr>
+          <w:rStyle w:val="NormalTok"/>
+        </w:rPr>
+        <w:t xml:space="preserve"> </w:t>
+      </w:r>
+      <w:r>
+        <w:rPr>
+          <w:rStyle w:val="FloatTok"/>
+        </w:rPr>
+        <w:t>0.05</w:t>
+      </w:r>
+      <w:r>
+        <w:rPr>
+          <w:rStyle w:val="NormalTok"/>
+        </w:rPr>
+        <w:t>,</w:t>
+      </w:r>
+      <w:r>
+        <w:br/>
+      </w:r>
+      <w:r>
+        <w:rPr>
+          <w:rStyle w:val="NormalTok"/>
+        </w:rPr>
+        <w:t xml:space="preserve">                                                </w:t>
+      </w:r>
+      <w:r>
+        <w:rPr>
+          <w:rStyle w:val="AttributeTok"/>
+        </w:rPr>
+        <w:t>TERM2GENE =</w:t>
+      </w:r>
+      <w:r>
+        <w:rPr>
+          <w:rStyle w:val="NormalTok"/>
+        </w:rPr>
+        <w:t xml:space="preserve"> gmt[,</w:t>
+      </w:r>
+      <w:r>
+        <w:rPr>
+          <w:rStyle w:val="FunctionTok"/>
+        </w:rPr>
+        <w:t>c</w:t>
+      </w:r>
+      <w:r>
+        <w:rPr>
+          <w:rStyle w:val="NormalTok"/>
+        </w:rPr>
+        <w:t>(</w:t>
+      </w:r>
+      <w:r>
+        <w:rPr>
+          <w:rStyle w:val="StringTok"/>
+        </w:rPr>
+        <w:t>"gs_name"</w:t>
+      </w:r>
+      <w:r>
+        <w:rPr>
+          <w:rStyle w:val="NormalTok"/>
+        </w:rPr>
+        <w:t xml:space="preserve">, </w:t>
+      </w:r>
+      <w:r>
+        <w:rPr>
+          <w:rStyle w:val="StringTok"/>
+        </w:rPr>
+        <w:t>"gene_symbol"</w:t>
+      </w:r>
+      <w:r>
+        <w:rPr>
+          <w:rStyle w:val="NormalTok"/>
+        </w:rPr>
+        <w:t>)])</w:t>
+      </w:r>
+    </w:p>
+    <w:p>
+      <w:pPr>
+        <w:pStyle w:val="SourceCode"/>
+      </w:pPr>
+      <w:r>
+        <w:t>Code ends here</w:t>
+      </w:r>
+    </w:p>
+    <w:p>
+      <w:pPr>
+        <w:pStyle w:val="FirstParagraph"/>
+      </w:pPr>
+      <w:r>
+        <w:t xml:space="preserve">When using the genes down-regulated in tumor, among the over-represented Hallmark gene sets, we have </w:t>
+      </w:r>
+      <w:r>
+        <w:rPr>
+          <w:rStyle w:val="VerbatimChar"/>
+        </w:rPr>
+        <w:t>HALLMARK_G2M_CHECKPOINT</w:t>
+      </w:r>
+      <w:r>
+        <w:t>, which includes genes involved in the G2/M checkpoint in the progression through the cell division cycle.</w:t>
+      </w:r>
+    </w:p>
+    <w:p>
+      <w:pPr>
+        <w:pStyle w:val="BodyText"/>
+      </w:pPr>
+      <w:r>
+        <w:t>Code starts here:</w:t>
+      </w:r>
+    </w:p>
+    <w:p>
+      <w:pPr>
+        <w:pStyle w:val="SourceCode"/>
+        <w:rPr>
+          <w:rStyle w:val="NormalTok"/>
+        </w:rPr>
+      </w:pPr>
+      <w:r>
+        <w:rPr>
+          <w:rStyle w:val="FunctionTok"/>
+        </w:rPr>
+        <w:t>View</w:t>
+      </w:r>
+      <w:r>
+        <w:rPr>
+          <w:rStyle w:val="NormalTok"/>
+        </w:rPr>
+        <w:t>(tum_vs_norm_enrich</w:t>
       </w:r>
       <w:r>
         <w:rPr>
           <w:rStyle w:val="SpecialCharTok"/>
         </w:rPr>
-        <w:t>::</w:t>
-      </w:r>
-      <w:r>
-        <w:rPr>
-          <w:rStyle w:val="FunctionTok"/>
-        </w:rPr>
-        <w:t>enricher</w:t>
-      </w:r>
-      <w:r>
-        <w:rPr>
-          <w:rStyle w:val="NormalTok"/>
-        </w:rPr>
-        <w:t>(</w:t>
-      </w:r>
-      <w:proofErr w:type="gramEnd"/>
-      <w:r>
-        <w:rPr>
-          <w:rStyle w:val="AttributeTok"/>
-        </w:rPr>
-        <w:t>gene =</w:t>
-      </w:r>
-      <w:r>
-        <w:rPr>
-          <w:rStyle w:val="NormalTok"/>
-        </w:rPr>
-        <w:t xml:space="preserve"> tum_down_genes,</w:t>
-      </w:r>
-      <w:r>
-        <w:br/>
-      </w:r>
-      <w:r>
-        <w:rPr>
-          <w:rStyle w:val="NormalTok"/>
-        </w:rPr>
-        <w:t xml:space="preserve">                                                </w:t>
-      </w:r>
-      <w:r>
-        <w:rPr>
-          <w:rStyle w:val="AttributeTok"/>
-        </w:rPr>
-        <w:t>universe =</w:t>
+        <w:t>@</w:t>
+      </w:r>
+      <w:r>
+        <w:rPr>
+          <w:rStyle w:val="NormalTok"/>
+        </w:rPr>
+        <w:t>result[tum_vs_norm_enrich</w:t>
+      </w:r>
+      <w:r>
+        <w:rPr>
+          <w:rStyle w:val="SpecialCharTok"/>
+        </w:rPr>
+        <w:t>@</w:t>
+      </w:r>
+      <w:r>
+        <w:rPr>
+          <w:rStyle w:val="NormalTok"/>
+        </w:rPr>
+        <w:t>result</w:t>
+      </w:r>
+      <w:r>
+        <w:rPr>
+          <w:rStyle w:val="SpecialCharTok"/>
+        </w:rPr>
+        <w:t>$</w:t>
+      </w:r>
+      <w:r>
+        <w:rPr>
+          <w:rStyle w:val="NormalTok"/>
+        </w:rPr>
+        <w:t xml:space="preserve">p.adjust </w:t>
+      </w:r>
+      <w:r>
+        <w:rPr>
+          <w:rStyle w:val="SpecialCharTok"/>
+        </w:rPr>
+        <w:t>&lt;</w:t>
       </w:r>
       <w:r>
         <w:rPr>
@@ -3176,74 +3349,6 @@
       </w:r>
       <w:r>
         <w:rPr>
-          <w:rStyle w:val="FunctionTok"/>
-        </w:rPr>
-        <w:t>rownames</w:t>
-      </w:r>
-      <w:r>
-        <w:rPr>
-          <w:rStyle w:val="NormalTok"/>
-        </w:rPr>
-        <w:t>(proB),</w:t>
-      </w:r>
-      <w:r>
-        <w:br/>
-      </w:r>
-      <w:r>
-        <w:rPr>
-          <w:rStyle w:val="NormalTok"/>
-        </w:rPr>
-        <w:t xml:space="preserve">                                                </w:t>
-      </w:r>
-      <w:r>
-        <w:rPr>
-          <w:rStyle w:val="AttributeTok"/>
-        </w:rPr>
-        <w:t>pAdjustMethod =</w:t>
-      </w:r>
-      <w:r>
-        <w:rPr>
-          <w:rStyle w:val="NormalTok"/>
-        </w:rPr>
-        <w:t xml:space="preserve"> </w:t>
-      </w:r>
-      <w:r>
-        <w:rPr>
-          <w:rStyle w:val="StringTok"/>
-        </w:rPr>
-        <w:t>"BH"</w:t>
-      </w:r>
-      <w:r>
-        <w:rPr>
-          <w:rStyle w:val="NormalTok"/>
-        </w:rPr>
-        <w:t>,</w:t>
-      </w:r>
-      <w:r>
-        <w:br/>
-      </w:r>
-      <w:r>
-        <w:rPr>
-          <w:rStyle w:val="NormalTok"/>
-        </w:rPr>
-        <w:t xml:space="preserve">                                                </w:t>
-      </w:r>
-      <w:proofErr w:type="gramStart"/>
-      <w:r>
-        <w:rPr>
-          <w:rStyle w:val="AttributeTok"/>
-        </w:rPr>
-        <w:t>pvalueCutoff  =</w:t>
-      </w:r>
-      <w:proofErr w:type="gramEnd"/>
-      <w:r>
-        <w:rPr>
-          <w:rStyle w:val="NormalTok"/>
-        </w:rPr>
-        <w:t xml:space="preserve"> </w:t>
-      </w:r>
-      <w:r>
-        <w:rPr>
           <w:rStyle w:val="FloatTok"/>
         </w:rPr>
         <w:t>0.05</w:t>
@@ -3252,249 +3357,16 @@
         <w:rPr>
           <w:rStyle w:val="NormalTok"/>
         </w:rPr>
-        <w:t>,</w:t>
-      </w:r>
-      <w:r>
-        <w:br/>
-      </w:r>
-      <w:r>
-        <w:rPr>
-          <w:rStyle w:val="NormalTok"/>
-        </w:rPr>
-        <w:t xml:space="preserve">                                                </w:t>
-      </w:r>
-      <w:proofErr w:type="gramStart"/>
-      <w:r>
-        <w:rPr>
-          <w:rStyle w:val="AttributeTok"/>
-        </w:rPr>
-        <w:t>qvalueCutoff  =</w:t>
-      </w:r>
-      <w:proofErr w:type="gramEnd"/>
-      <w:r>
-        <w:rPr>
-          <w:rStyle w:val="NormalTok"/>
-        </w:rPr>
-        <w:t xml:space="preserve"> </w:t>
-      </w:r>
-      <w:r>
-        <w:rPr>
-          <w:rStyle w:val="FloatTok"/>
-        </w:rPr>
-        <w:t>0.05</w:t>
-      </w:r>
-      <w:r>
-        <w:rPr>
-          <w:rStyle w:val="NormalTok"/>
-        </w:rPr>
-        <w:t>,</w:t>
-      </w:r>
-      <w:r>
-        <w:br/>
-      </w:r>
-      <w:r>
-        <w:rPr>
-          <w:rStyle w:val="NormalTok"/>
-        </w:rPr>
-        <w:t xml:space="preserve">                                                </w:t>
-      </w:r>
-      <w:r>
-        <w:rPr>
-          <w:rStyle w:val="AttributeTok"/>
-        </w:rPr>
-        <w:t>TERM2GENE =</w:t>
-      </w:r>
-      <w:r>
-        <w:rPr>
-          <w:rStyle w:val="NormalTok"/>
-        </w:rPr>
-        <w:t xml:space="preserve"> </w:t>
-      </w:r>
-      <w:proofErr w:type="gramStart"/>
-      <w:r>
-        <w:rPr>
-          <w:rStyle w:val="NormalTok"/>
-        </w:rPr>
-        <w:t>gmt[</w:t>
-      </w:r>
-      <w:proofErr w:type="gramEnd"/>
-      <w:r>
-        <w:rPr>
-          <w:rStyle w:val="NormalTok"/>
-        </w:rPr>
-        <w:t>,</w:t>
-      </w:r>
-      <w:proofErr w:type="gramStart"/>
-      <w:r>
-        <w:rPr>
-          <w:rStyle w:val="FunctionTok"/>
-        </w:rPr>
-        <w:t>c</w:t>
-      </w:r>
-      <w:r>
-        <w:rPr>
-          <w:rStyle w:val="NormalTok"/>
-        </w:rPr>
-        <w:t>(</w:t>
-      </w:r>
-      <w:proofErr w:type="gramEnd"/>
-      <w:r>
-        <w:rPr>
-          <w:rStyle w:val="StringTok"/>
-        </w:rPr>
-        <w:t>"gs_name"</w:t>
-      </w:r>
-      <w:r>
-        <w:rPr>
-          <w:rStyle w:val="NormalTok"/>
-        </w:rPr>
-        <w:t xml:space="preserve">, </w:t>
-      </w:r>
-      <w:r>
-        <w:rPr>
-          <w:rStyle w:val="StringTok"/>
-        </w:rPr>
-        <w:t>"gene_symbol"</w:t>
-      </w:r>
-      <w:r>
-        <w:rPr>
-          <w:rStyle w:val="NormalTok"/>
-        </w:rPr>
-        <w:t>)])</w:t>
-      </w:r>
-    </w:p>
-    <w:p>
-      <w:pPr>
-        <w:pStyle w:val="FirstParagraph"/>
-      </w:pPr>
-      <w:r>
-        <w:t xml:space="preserve">When using the genes </w:t>
-      </w:r>
-      <w:proofErr w:type="gramStart"/>
-      <w:r>
-        <w:t>down-regulated</w:t>
-      </w:r>
-      <w:proofErr w:type="gramEnd"/>
-      <w:r>
-        <w:t xml:space="preserve"> in tumor, among the over-represented Hallmark gene sets, we have </w:t>
-      </w:r>
-      <w:r>
-        <w:rPr>
-          <w:rStyle w:val="VerbatimChar"/>
-        </w:rPr>
-        <w:t>HALLMARK_G2M_CHECKPOINT</w:t>
-      </w:r>
-      <w:r>
-        <w:t>, which includes genes involved in the G2/M checkpoint in the progression through the cell division cycle.</w:t>
-      </w:r>
-    </w:p>
-    <w:p>
-      <w:pPr>
-        <w:pStyle w:val="BodyText"/>
-      </w:pPr>
-      <w:r>
-        <w:t>Code starts here:</w:t>
+        <w:t>,])</w:t>
       </w:r>
     </w:p>
     <w:p>
       <w:pPr>
         <w:pStyle w:val="SourceCode"/>
       </w:pPr>
-      <w:proofErr w:type="gramStart"/>
-      <w:r>
-        <w:rPr>
-          <w:rStyle w:val="FunctionTok"/>
-        </w:rPr>
-        <w:t>View</w:t>
-      </w:r>
-      <w:r>
-        <w:rPr>
-          <w:rStyle w:val="NormalTok"/>
-        </w:rPr>
-        <w:t>(</w:t>
-      </w:r>
-      <w:proofErr w:type="gramEnd"/>
-      <w:r>
-        <w:rPr>
-          <w:rStyle w:val="NormalTok"/>
-        </w:rPr>
-        <w:t>tum_vs_norm_enrich</w:t>
-      </w:r>
-      <w:r>
-        <w:rPr>
-          <w:rStyle w:val="SpecialCharTok"/>
-        </w:rPr>
-        <w:t>@</w:t>
-      </w:r>
-      <w:proofErr w:type="gramStart"/>
-      <w:r>
-        <w:rPr>
-          <w:rStyle w:val="NormalTok"/>
-        </w:rPr>
-        <w:t>result[</w:t>
-      </w:r>
-      <w:proofErr w:type="gramEnd"/>
-      <w:r>
-        <w:rPr>
-          <w:rStyle w:val="NormalTok"/>
-        </w:rPr>
-        <w:t>tum_vs_norm_enrich</w:t>
-      </w:r>
-      <w:r>
-        <w:rPr>
-          <w:rStyle w:val="SpecialCharTok"/>
-        </w:rPr>
-        <w:t>@</w:t>
-      </w:r>
-      <w:r>
-        <w:rPr>
-          <w:rStyle w:val="NormalTok"/>
-        </w:rPr>
-        <w:t>result</w:t>
-      </w:r>
-      <w:r>
-        <w:rPr>
-          <w:rStyle w:val="SpecialCharTok"/>
-        </w:rPr>
-        <w:t>$</w:t>
-      </w:r>
-      <w:proofErr w:type="gramStart"/>
-      <w:r>
-        <w:rPr>
-          <w:rStyle w:val="NormalTok"/>
-        </w:rPr>
-        <w:t>p.adjust</w:t>
-      </w:r>
-      <w:proofErr w:type="gramEnd"/>
-      <w:r>
-        <w:rPr>
-          <w:rStyle w:val="NormalTok"/>
-        </w:rPr>
-        <w:t xml:space="preserve"> </w:t>
-      </w:r>
-      <w:r>
-        <w:rPr>
-          <w:rStyle w:val="SpecialCharTok"/>
-        </w:rPr>
-        <w:t>&lt;</w:t>
-      </w:r>
-      <w:r>
-        <w:rPr>
-          <w:rStyle w:val="NormalTok"/>
-        </w:rPr>
-        <w:t xml:space="preserve"> </w:t>
-      </w:r>
-      <w:r>
-        <w:rPr>
-          <w:rStyle w:val="FloatTok"/>
-        </w:rPr>
-        <w:t>0.05</w:t>
-      </w:r>
-      <w:r>
-        <w:rPr>
-          <w:rStyle w:val="NormalTok"/>
-        </w:rPr>
-        <w:t>,])</w:t>
+      <w:r>
+        <w:lastRenderedPageBreak/>
+        <w:t>Code ends here</w:t>
       </w:r>
     </w:p>
     <w:tbl>
@@ -3505,14 +3377,14 @@
         <w:tblLook w:val="0020" w:firstRow="1" w:lastRow="0" w:firstColumn="0" w:lastColumn="0" w:noHBand="0" w:noVBand="0"/>
       </w:tblPr>
       <w:tblGrid>
-        <w:gridCol w:w="2114"/>
-        <w:gridCol w:w="2114"/>
-        <w:gridCol w:w="2114"/>
-        <w:gridCol w:w="660"/>
-        <w:gridCol w:w="594"/>
-        <w:gridCol w:w="660"/>
-        <w:gridCol w:w="660"/>
-        <w:gridCol w:w="660"/>
+        <w:gridCol w:w="2065"/>
+        <w:gridCol w:w="2065"/>
+        <w:gridCol w:w="2065"/>
+        <w:gridCol w:w="646"/>
+        <w:gridCol w:w="581"/>
+        <w:gridCol w:w="646"/>
+        <w:gridCol w:w="646"/>
+        <w:gridCol w:w="646"/>
       </w:tblGrid>
       <w:tr>
         <w:trPr>
@@ -3743,11 +3615,7 @@
               <w:pStyle w:val="Compact"/>
             </w:pPr>
             <w:r>
-              <w:t>HALLMARK_G2M_</w:t>
-            </w:r>
-            <w:r>
-              <w:lastRenderedPageBreak/>
-              <w:t>CHECKPOINT</w:t>
+              <w:t>HALLMARK_G2M_CHECKPOINT</w:t>
             </w:r>
           </w:p>
         </w:tc>
@@ -3760,12 +3628,7 @@
               <w:pStyle w:val="Compact"/>
             </w:pPr>
             <w:r>
-              <w:lastRenderedPageBreak/>
-              <w:t>HALLMARK_G2M_</w:t>
-            </w:r>
-            <w:r>
-              <w:lastRenderedPageBreak/>
-              <w:t>CHECKPOINT</w:t>
+              <w:t>HALLMARK_G2M_CHECKPOINT</w:t>
             </w:r>
           </w:p>
         </w:tc>
@@ -3778,12 +3641,7 @@
               <w:pStyle w:val="Compact"/>
             </w:pPr>
             <w:r>
-              <w:lastRenderedPageBreak/>
-              <w:t>HALLMARK_G2M_</w:t>
-            </w:r>
-            <w:r>
-              <w:lastRenderedPageBreak/>
-              <w:t>CHECKPOINT</w:t>
+              <w:t>HALLMARK_G2M_CHECKPOINT</w:t>
             </w:r>
           </w:p>
         </w:tc>
@@ -3796,12 +3654,7 @@
               <w:pStyle w:val="Compact"/>
             </w:pPr>
             <w:r>
-              <w:lastRenderedPageBreak/>
-              <w:t>67/</w:t>
-            </w:r>
-            <w:r>
-              <w:lastRenderedPageBreak/>
-              <w:t>344</w:t>
+              <w:t>67/344</w:t>
             </w:r>
           </w:p>
         </w:tc>
@@ -3814,12 +3667,7 @@
               <w:pStyle w:val="Compact"/>
             </w:pPr>
             <w:r>
-              <w:lastRenderedPageBreak/>
-              <w:t>188/3</w:t>
-            </w:r>
-            <w:r>
-              <w:lastRenderedPageBreak/>
-              <w:t>858</w:t>
+              <w:t>188/3858</w:t>
             </w:r>
           </w:p>
         </w:tc>
@@ -3833,12 +3681,7 @@
               <w:jc w:val="right"/>
             </w:pPr>
             <w:r>
-              <w:lastRenderedPageBreak/>
-              <w:t>0.0000</w:t>
-            </w:r>
-            <w:r>
-              <w:lastRenderedPageBreak/>
-              <w:t>000</w:t>
+              <w:t>0.0000000</w:t>
             </w:r>
           </w:p>
         </w:tc>
@@ -3852,12 +3695,7 @@
               <w:jc w:val="right"/>
             </w:pPr>
             <w:r>
-              <w:lastRenderedPageBreak/>
-              <w:t>0.0000</w:t>
-            </w:r>
-            <w:r>
-              <w:lastRenderedPageBreak/>
-              <w:t>000</w:t>
+              <w:t>0.0000000</w:t>
             </w:r>
           </w:p>
         </w:tc>
@@ -3871,12 +3709,7 @@
               <w:jc w:val="right"/>
             </w:pPr>
             <w:r>
-              <w:lastRenderedPageBreak/>
-              <w:t>0.0000</w:t>
-            </w:r>
-            <w:r>
-              <w:lastRenderedPageBreak/>
-              <w:t>000</w:t>
+              <w:t>0.0000000</w:t>
             </w:r>
           </w:p>
         </w:tc>
@@ -4238,11 +4071,10 @@
       <w:pPr>
         <w:pStyle w:val="SourceCode"/>
         <w:rPr>
+          <w:rStyle w:val="NormalTok"/>
           <w:lang w:val="de-CH"/>
         </w:rPr>
       </w:pPr>
-      <w:proofErr w:type="spellStart"/>
-      <w:proofErr w:type="gramStart"/>
       <w:r>
         <w:rPr>
           <w:rStyle w:val="FunctionTok"/>
@@ -4250,7 +4082,6 @@
         </w:rPr>
         <w:t>rm</w:t>
       </w:r>
-      <w:proofErr w:type="spellEnd"/>
       <w:r>
         <w:rPr>
           <w:rStyle w:val="NormalTok"/>
@@ -4258,31 +4089,20 @@
         </w:rPr>
         <w:t>(</w:t>
       </w:r>
-      <w:proofErr w:type="spellStart"/>
-      <w:proofErr w:type="gramEnd"/>
       <w:r>
         <w:rPr>
           <w:rStyle w:val="AttributeTok"/>
           <w:lang w:val="de-CH"/>
         </w:rPr>
-        <w:t>list</w:t>
-      </w:r>
-      <w:proofErr w:type="spellEnd"/>
-      <w:r>
-        <w:rPr>
-          <w:rStyle w:val="AttributeTok"/>
+        <w:t>list =</w:t>
+      </w:r>
+      <w:r>
+        <w:rPr>
+          <w:rStyle w:val="NormalTok"/>
           <w:lang w:val="de-CH"/>
         </w:rPr>
-        <w:t xml:space="preserve"> =</w:t>
-      </w:r>
-      <w:r>
-        <w:rPr>
-          <w:rStyle w:val="NormalTok"/>
-          <w:lang w:val="de-CH"/>
-        </w:rPr>
         <w:t xml:space="preserve"> </w:t>
       </w:r>
-      <w:proofErr w:type="spellStart"/>
       <w:r>
         <w:rPr>
           <w:rStyle w:val="FunctionTok"/>
@@ -4290,7 +4110,6 @@
         </w:rPr>
         <w:t>ls</w:t>
       </w:r>
-      <w:proofErr w:type="spellEnd"/>
       <w:r>
         <w:rPr>
           <w:rStyle w:val="NormalTok"/>
@@ -4304,7 +4123,6 @@
         </w:rPr>
         <w:br/>
       </w:r>
-      <w:proofErr w:type="spellStart"/>
       <w:r>
         <w:rPr>
           <w:rStyle w:val="FunctionTok"/>
@@ -4312,7 +4130,6 @@
         </w:rPr>
         <w:t>gc</w:t>
       </w:r>
-      <w:proofErr w:type="spellEnd"/>
       <w:r>
         <w:rPr>
           <w:rStyle w:val="NormalTok"/>
@@ -4331,27 +4148,27 @@
           <w:rStyle w:val="FunctionTok"/>
           <w:lang w:val="de-CH"/>
         </w:rPr>
-        <w:t>.</w:t>
-      </w:r>
-      <w:proofErr w:type="spellStart"/>
-      <w:proofErr w:type="gramStart"/>
-      <w:r>
-        <w:rPr>
-          <w:rStyle w:val="FunctionTok"/>
+        <w:t>.rs.restartR</w:t>
+      </w:r>
+      <w:r>
+        <w:rPr>
+          <w:rStyle w:val="NormalTok"/>
           <w:lang w:val="de-CH"/>
         </w:rPr>
-        <w:t>rs.restartR</w:t>
-      </w:r>
-      <w:proofErr w:type="spellEnd"/>
-      <w:proofErr w:type="gramEnd"/>
-      <w:r>
-        <w:rPr>
-          <w:rStyle w:val="NormalTok"/>
+        <w:t>()</w:t>
+      </w:r>
+      <w:bookmarkEnd w:id="3"/>
+    </w:p>
+    <w:p>
+      <w:pPr>
+        <w:pStyle w:val="SourceCode"/>
+        <w:rPr>
           <w:lang w:val="de-CH"/>
         </w:rPr>
-        <w:t>()</w:t>
-      </w:r>
-      <w:bookmarkEnd w:id="3"/>
+      </w:pPr>
+      <w:r>
+        <w:t>Code ends here</w:t>
+      </w:r>
     </w:p>
     <w:sectPr>
       <w:pgSz w:w="12240" w:h="15840"/>
@@ -5797,6 +5614,24 @@
       <w:sz w:val="22"/>
       <w:shd w:val="clear" w:color="auto" w:fill="F1F3F5"/>
     </w:rPr>
+  </w:style>
+  <w:style w:type="table" w:styleId="TableGrid">
+    <w:name w:val="Table Grid"/>
+    <w:basedOn w:val="TableNormal"/>
+    <w:rsid w:val="002909B1"/>
+    <w:pPr>
+      <w:spacing w:after="0"/>
+    </w:pPr>
+    <w:tblPr>
+      <w:tblBorders>
+        <w:top w:val="single" w:sz="4" w:space="0" w:color="auto"/>
+        <w:left w:val="single" w:sz="4" w:space="0" w:color="auto"/>
+        <w:bottom w:val="single" w:sz="4" w:space="0" w:color="auto"/>
+        <w:right w:val="single" w:sz="4" w:space="0" w:color="auto"/>
+        <w:insideH w:val="single" w:sz="4" w:space="0" w:color="auto"/>
+        <w:insideV w:val="single" w:sz="4" w:space="0" w:color="auto"/>
+      </w:tblBorders>
+    </w:tblPr>
   </w:style>
 </w:styles>
 </file>
